--- a/data/niveles/Reportes/Archivo/Reporte_Niveles_Hidrometricos_2026-09-18_0600.docx
+++ b/data/niveles/Reportes/Archivo/Reporte_Niveles_Hidrometricos_2026-09-18_0600.docx
@@ -273,7 +273,7 @@
                 <w:b w:val="0"/>
                 <w:sz w:val="13"/>
               </w:rPr>
-              <w:t>11.40</w:t>
+              <w:t>11.58</w:t>
             </w:r>
           </w:p>
         </w:tc>
@@ -288,7 +288,7 @@
                 <w:b w:val="0"/>
                 <w:sz w:val="13"/>
               </w:rPr>
-              <w:t>3.50 abajo</w:t>
+              <w:t>3.32 abajo</w:t>
             </w:r>
           </w:p>
         </w:tc>
@@ -303,7 +303,7 @@
                 <w:b w:val="0"/>
                 <w:sz w:val="13"/>
               </w:rPr>
-              <w:t>11.40</w:t>
+              <w:t>11.58</w:t>
             </w:r>
           </w:p>
         </w:tc>
@@ -333,7 +333,7 @@
                 <w:b w:val="0"/>
                 <w:sz w:val="13"/>
               </w:rPr>
-              <w:t>-0.22</w:t>
+              <w:t>-0.04</w:t>
             </w:r>
           </w:p>
         </w:tc>
@@ -425,7 +425,7 @@
                 <w:b w:val="0"/>
                 <w:sz w:val="13"/>
               </w:rPr>
-              <w:t>3.51</w:t>
+              <w:t>3.46</w:t>
             </w:r>
           </w:p>
         </w:tc>
@@ -440,7 +440,7 @@
                 <w:b w:val="0"/>
                 <w:sz w:val="13"/>
               </w:rPr>
-              <w:t>5.26 abajo</w:t>
+              <w:t>5.31 abajo</w:t>
             </w:r>
           </w:p>
         </w:tc>
@@ -455,7 +455,7 @@
                 <w:b w:val="0"/>
                 <w:sz w:val="13"/>
               </w:rPr>
-              <w:t>3.51</w:t>
+              <w:t>3.46</w:t>
             </w:r>
           </w:p>
         </w:tc>
@@ -485,7 +485,7 @@
                 <w:b w:val="0"/>
                 <w:sz w:val="13"/>
               </w:rPr>
-              <w:t>+0.19</w:t>
+              <w:t>+0.14</w:t>
             </w:r>
           </w:p>
         </w:tc>
@@ -577,7 +577,7 @@
                 <w:b w:val="0"/>
                 <w:sz w:val="13"/>
               </w:rPr>
-              <w:t>33.90</w:t>
+              <w:t>33.98</w:t>
             </w:r>
           </w:p>
         </w:tc>
@@ -592,7 +592,7 @@
                 <w:b w:val="0"/>
                 <w:sz w:val="13"/>
               </w:rPr>
-              <w:t>5.63 abajo</w:t>
+              <w:t>5.55 abajo</w:t>
             </w:r>
           </w:p>
         </w:tc>
@@ -607,7 +607,7 @@
                 <w:b w:val="0"/>
                 <w:sz w:val="13"/>
               </w:rPr>
-              <w:t>33.90</w:t>
+              <w:t>33.98</w:t>
             </w:r>
           </w:p>
         </w:tc>
@@ -637,7 +637,7 @@
                 <w:b w:val="0"/>
                 <w:sz w:val="13"/>
               </w:rPr>
-              <w:t>+0.01</w:t>
+              <w:t>+0.09</w:t>
             </w:r>
           </w:p>
         </w:tc>
@@ -652,7 +652,7 @@
                 <w:b w:val="0"/>
                 <w:sz w:val="13"/>
               </w:rPr>
-              <w:t>Estable</w:t>
+              <w:t>Ascenso</w:t>
             </w:r>
           </w:p>
         </w:tc>
@@ -729,7 +729,7 @@
                 <w:b w:val="0"/>
                 <w:sz w:val="13"/>
               </w:rPr>
-              <w:t>15.73</w:t>
+              <w:t>15.95</w:t>
             </w:r>
           </w:p>
         </w:tc>
@@ -744,7 +744,7 @@
                 <w:b w:val="0"/>
                 <w:sz w:val="13"/>
               </w:rPr>
-              <w:t>8.90 abajo</w:t>
+              <w:t>8.68 abajo</w:t>
             </w:r>
           </w:p>
         </w:tc>
@@ -759,7 +759,7 @@
                 <w:b w:val="0"/>
                 <w:sz w:val="13"/>
               </w:rPr>
-              <w:t>15.73</w:t>
+              <w:t>15.95</w:t>
             </w:r>
           </w:p>
         </w:tc>
@@ -789,7 +789,7 @@
                 <w:b w:val="0"/>
                 <w:sz w:val="13"/>
               </w:rPr>
-              <w:t>+0.02</w:t>
+              <w:t>+0.24</w:t>
             </w:r>
           </w:p>
         </w:tc>
@@ -1033,7 +1033,7 @@
                 <w:b w:val="0"/>
                 <w:sz w:val="13"/>
               </w:rPr>
-              <w:t>24.97</w:t>
+              <w:t>25.05</w:t>
             </w:r>
           </w:p>
         </w:tc>
@@ -1048,7 +1048,7 @@
                 <w:b w:val="0"/>
                 <w:sz w:val="13"/>
               </w:rPr>
-              <w:t>4.68 abajo</w:t>
+              <w:t>4.60 abajo</w:t>
             </w:r>
           </w:p>
         </w:tc>
@@ -1063,7 +1063,7 @@
                 <w:b w:val="0"/>
                 <w:sz w:val="13"/>
               </w:rPr>
-              <w:t>24.97</w:t>
+              <w:t>25.05</w:t>
             </w:r>
           </w:p>
         </w:tc>
@@ -1093,7 +1093,7 @@
                 <w:b w:val="0"/>
                 <w:sz w:val="13"/>
               </w:rPr>
-              <w:t>+0.01</w:t>
+              <w:t>+0.09</w:t>
             </w:r>
           </w:p>
         </w:tc>
@@ -1108,7 +1108,7 @@
                 <w:b w:val="0"/>
                 <w:sz w:val="13"/>
               </w:rPr>
-              <w:t>Estable</w:t>
+              <w:t>Ascenso</w:t>
             </w:r>
           </w:p>
         </w:tc>
@@ -1185,7 +1185,7 @@
                 <w:b w:val="0"/>
                 <w:sz w:val="13"/>
               </w:rPr>
-              <w:t>19.89</w:t>
+              <w:t>23.32</w:t>
             </w:r>
           </w:p>
         </w:tc>
@@ -1200,7 +1200,7 @@
                 <w:b w:val="0"/>
                 <w:sz w:val="13"/>
               </w:rPr>
-              <w:t>3.23 abajo</w:t>
+              <w:t>0.20 arriba</w:t>
             </w:r>
           </w:p>
         </w:tc>
@@ -1215,7 +1215,7 @@
                 <w:b w:val="0"/>
                 <w:sz w:val="13"/>
               </w:rPr>
-              <w:t>19.89</w:t>
+              <w:t>23.32</w:t>
             </w:r>
           </w:p>
         </w:tc>
@@ -1245,7 +1245,7 @@
                 <w:b w:val="0"/>
                 <w:sz w:val="13"/>
               </w:rPr>
-              <w:t>+0.00</w:t>
+              <w:t>+3.43</w:t>
             </w:r>
           </w:p>
         </w:tc>
@@ -1260,7 +1260,7 @@
                 <w:b w:val="0"/>
                 <w:sz w:val="13"/>
               </w:rPr>
-              <w:t>Estable</w:t>
+              <w:t>Ascenso</w:t>
             </w:r>
           </w:p>
         </w:tc>
@@ -1337,7 +1337,7 @@
                 <w:b w:val="0"/>
                 <w:sz w:val="13"/>
               </w:rPr>
-              <w:t>1.52</w:t>
+              <w:t>1.48</w:t>
             </w:r>
           </w:p>
         </w:tc>
@@ -1352,7 +1352,7 @@
                 <w:b w:val="0"/>
                 <w:sz w:val="13"/>
               </w:rPr>
-              <w:t>5.97 abajo</w:t>
+              <w:t>6.01 abajo</w:t>
             </w:r>
           </w:p>
         </w:tc>
@@ -1367,7 +1367,7 @@
                 <w:b w:val="0"/>
                 <w:sz w:val="13"/>
               </w:rPr>
-              <w:t>1.52</w:t>
+              <w:t>1.48</w:t>
             </w:r>
           </w:p>
         </w:tc>
@@ -1397,7 +1397,7 @@
                 <w:b w:val="0"/>
                 <w:sz w:val="13"/>
               </w:rPr>
-              <w:t>+0.03</w:t>
+              <w:t>-0.01</w:t>
             </w:r>
           </w:p>
         </w:tc>
@@ -1412,7 +1412,7 @@
                 <w:b w:val="0"/>
                 <w:sz w:val="13"/>
               </w:rPr>
-              <w:t>Ascenso</w:t>
+              <w:t>Descenso</w:t>
             </w:r>
           </w:p>
         </w:tc>
@@ -1489,7 +1489,7 @@
                 <w:b w:val="0"/>
                 <w:sz w:val="13"/>
               </w:rPr>
-              <w:t>0.31</w:t>
+              <w:t>0.51</w:t>
             </w:r>
           </w:p>
         </w:tc>
@@ -1504,7 +1504,7 @@
                 <w:b w:val="0"/>
                 <w:sz w:val="13"/>
               </w:rPr>
-              <w:t>6.69 abajo</w:t>
+              <w:t>6.49 abajo</w:t>
             </w:r>
           </w:p>
         </w:tc>
@@ -1519,7 +1519,7 @@
                 <w:b w:val="0"/>
                 <w:sz w:val="13"/>
               </w:rPr>
-              <w:t>0.31</w:t>
+              <w:t>0.51</w:t>
             </w:r>
           </w:p>
         </w:tc>
@@ -1549,7 +1549,7 @@
                 <w:b w:val="0"/>
                 <w:sz w:val="13"/>
               </w:rPr>
-              <w:t>+0.01</w:t>
+              <w:t>+0.21</w:t>
             </w:r>
           </w:p>
         </w:tc>
@@ -1641,7 +1641,7 @@
                 <w:b w:val="0"/>
                 <w:sz w:val="13"/>
               </w:rPr>
-              <w:t>0.21</w:t>
+              <w:t>0.41</w:t>
             </w:r>
           </w:p>
         </w:tc>
@@ -1671,7 +1671,7 @@
                 <w:b w:val="0"/>
                 <w:sz w:val="13"/>
               </w:rPr>
-              <w:t>0.21</w:t>
+              <w:t>0.41</w:t>
             </w:r>
           </w:p>
         </w:tc>
@@ -1701,7 +1701,7 @@
                 <w:b w:val="0"/>
                 <w:sz w:val="13"/>
               </w:rPr>
-              <w:t>+0.01</w:t>
+              <w:t>+0.21</w:t>
             </w:r>
           </w:p>
         </w:tc>
@@ -1716,7 +1716,7 @@
                 <w:b w:val="0"/>
                 <w:sz w:val="13"/>
               </w:rPr>
-              <w:t>Estable</w:t>
+              <w:t>Ascenso</w:t>
             </w:r>
           </w:p>
         </w:tc>
@@ -1793,7 +1793,7 @@
                 <w:b w:val="0"/>
                 <w:sz w:val="13"/>
               </w:rPr>
-              <w:t>0.06</w:t>
+              <w:t>0.11</w:t>
             </w:r>
           </w:p>
         </w:tc>
@@ -1808,7 +1808,7 @@
                 <w:b w:val="0"/>
                 <w:sz w:val="13"/>
               </w:rPr>
-              <w:t>4.68 abajo</w:t>
+              <w:t>4.63 abajo</w:t>
             </w:r>
           </w:p>
         </w:tc>
@@ -1823,7 +1823,7 @@
                 <w:b w:val="0"/>
                 <w:sz w:val="13"/>
               </w:rPr>
-              <w:t>0.06</w:t>
+              <w:t>0.11</w:t>
             </w:r>
           </w:p>
         </w:tc>
@@ -1853,7 +1853,7 @@
                 <w:b w:val="0"/>
                 <w:sz w:val="13"/>
               </w:rPr>
-              <w:t>+0.02</w:t>
+              <w:t>+0.07</w:t>
             </w:r>
           </w:p>
         </w:tc>
@@ -1945,7 +1945,7 @@
                 <w:b w:val="0"/>
                 <w:sz w:val="13"/>
               </w:rPr>
-              <w:t>2.14</w:t>
+              <w:t>2.59</w:t>
             </w:r>
           </w:p>
         </w:tc>
@@ -1960,7 +1960,7 @@
                 <w:b w:val="0"/>
                 <w:sz w:val="13"/>
               </w:rPr>
-              <w:t>8.85 abajo</w:t>
+              <w:t>8.40 abajo</w:t>
             </w:r>
           </w:p>
         </w:tc>
@@ -1975,7 +1975,7 @@
                 <w:b w:val="0"/>
                 <w:sz w:val="13"/>
               </w:rPr>
-              <w:t>2.14</w:t>
+              <w:t>2.59</w:t>
             </w:r>
           </w:p>
         </w:tc>
@@ -2005,7 +2005,7 @@
                 <w:b w:val="0"/>
                 <w:sz w:val="13"/>
               </w:rPr>
-              <w:t>-0.08</w:t>
+              <w:t>+0.37</w:t>
             </w:r>
           </w:p>
         </w:tc>
@@ -2020,7 +2020,7 @@
                 <w:b w:val="0"/>
                 <w:sz w:val="13"/>
               </w:rPr>
-              <w:t>Descenso</w:t>
+              <w:t>Ascenso</w:t>
             </w:r>
           </w:p>
         </w:tc>
@@ -2097,7 +2097,7 @@
                 <w:b w:val="0"/>
                 <w:sz w:val="13"/>
               </w:rPr>
-              <w:t>1.06</w:t>
+              <w:t>1.05</w:t>
             </w:r>
           </w:p>
         </w:tc>
@@ -2112,7 +2112,7 @@
                 <w:b w:val="0"/>
                 <w:sz w:val="13"/>
               </w:rPr>
-              <w:t>8.79 abajo</w:t>
+              <w:t>8.80 abajo</w:t>
             </w:r>
           </w:p>
         </w:tc>
@@ -2127,7 +2127,7 @@
                 <w:b w:val="0"/>
                 <w:sz w:val="13"/>
               </w:rPr>
-              <w:t>1.06</w:t>
+              <w:t>1.05</w:t>
             </w:r>
           </w:p>
         </w:tc>
@@ -2157,7 +2157,7 @@
                 <w:b w:val="0"/>
                 <w:sz w:val="13"/>
               </w:rPr>
-              <w:t>+0.01</w:t>
+              <w:t>+0.00</w:t>
             </w:r>
           </w:p>
         </w:tc>
@@ -2172,7 +2172,7 @@
                 <w:b w:val="0"/>
                 <w:sz w:val="13"/>
               </w:rPr>
-              <w:t>Ascenso</w:t>
+              <w:t>Estable</w:t>
             </w:r>
           </w:p>
         </w:tc>
@@ -2401,7 +2401,7 @@
                 <w:b w:val="0"/>
                 <w:sz w:val="13"/>
               </w:rPr>
-              <w:t>12.03</w:t>
+              <w:t>12.09</w:t>
             </w:r>
           </w:p>
         </w:tc>
@@ -2416,7 +2416,7 @@
                 <w:b w:val="0"/>
                 <w:sz w:val="13"/>
               </w:rPr>
-              <w:t>7.18 abajo</w:t>
+              <w:t>7.12 abajo</w:t>
             </w:r>
           </w:p>
         </w:tc>
@@ -2431,7 +2431,7 @@
                 <w:b w:val="0"/>
                 <w:sz w:val="13"/>
               </w:rPr>
-              <w:t>12.03</w:t>
+              <w:t>12.09</w:t>
             </w:r>
           </w:p>
         </w:tc>
@@ -2461,7 +2461,7 @@
                 <w:b w:val="0"/>
                 <w:sz w:val="13"/>
               </w:rPr>
-              <w:t>-0.09</w:t>
+              <w:t>-0.03</w:t>
             </w:r>
           </w:p>
         </w:tc>
@@ -2689,7 +2689,7 @@
                 <w:b w:val="0"/>
                 <w:sz w:val="14"/>
               </w:rPr>
-              <w:t>+0.00</w:t>
+              <w:t>+0.18</w:t>
             </w:r>
           </w:p>
         </w:tc>
@@ -2704,7 +2704,7 @@
                 <w:b w:val="0"/>
                 <w:sz w:val="14"/>
               </w:rPr>
-              <w:t>+0.00</w:t>
+              <w:t>+0.18</w:t>
             </w:r>
           </w:p>
         </w:tc>
@@ -2719,7 +2719,7 @@
                 <w:b w:val="0"/>
                 <w:sz w:val="14"/>
               </w:rPr>
-              <w:t>+0.00</w:t>
+              <w:t>+0.18</w:t>
             </w:r>
           </w:p>
         </w:tc>
@@ -2734,7 +2734,7 @@
                 <w:b w:val="0"/>
                 <w:sz w:val="14"/>
               </w:rPr>
-              <w:t>3.50 abajo</w:t>
+              <w:t>3.32 abajo</w:t>
             </w:r>
           </w:p>
         </w:tc>
@@ -2749,7 +2749,7 @@
                 <w:b w:val="0"/>
                 <w:sz w:val="14"/>
               </w:rPr>
-              <w:t>-7.10</w:t>
+              <w:t>-6.92</w:t>
             </w:r>
           </w:p>
         </w:tc>
@@ -2811,7 +2811,7 @@
                 <w:b w:val="0"/>
                 <w:sz w:val="14"/>
               </w:rPr>
-              <w:t>+0.00</w:t>
+              <w:t>-0.05</w:t>
             </w:r>
           </w:p>
         </w:tc>
@@ -2826,7 +2826,7 @@
                 <w:b w:val="0"/>
                 <w:sz w:val="14"/>
               </w:rPr>
-              <w:t>+0.07</w:t>
+              <w:t>+0.02</w:t>
             </w:r>
           </w:p>
         </w:tc>
@@ -2841,7 +2841,7 @@
                 <w:b w:val="0"/>
                 <w:sz w:val="14"/>
               </w:rPr>
-              <w:t>+0.06</w:t>
+              <w:t>+0.01</w:t>
             </w:r>
           </w:p>
         </w:tc>
@@ -2856,7 +2856,7 @@
                 <w:b w:val="0"/>
                 <w:sz w:val="14"/>
               </w:rPr>
-              <w:t>5.26 abajo</w:t>
+              <w:t>5.31 abajo</w:t>
             </w:r>
           </w:p>
         </w:tc>
@@ -2871,7 +2871,7 @@
                 <w:b w:val="0"/>
                 <w:sz w:val="14"/>
               </w:rPr>
-              <w:t>-6.69</w:t>
+              <w:t>-6.74</w:t>
             </w:r>
           </w:p>
         </w:tc>
@@ -2933,7 +2933,7 @@
                 <w:b w:val="0"/>
                 <w:sz w:val="14"/>
               </w:rPr>
-              <w:t>+0.00</w:t>
+              <w:t>+0.08</w:t>
             </w:r>
           </w:p>
         </w:tc>
@@ -2948,7 +2948,7 @@
                 <w:b w:val="0"/>
                 <w:sz w:val="14"/>
               </w:rPr>
-              <w:t>+0.02</w:t>
+              <w:t>+0.10</w:t>
             </w:r>
           </w:p>
         </w:tc>
@@ -2963,7 +2963,7 @@
                 <w:b w:val="0"/>
                 <w:sz w:val="14"/>
               </w:rPr>
-              <w:t>+0.03</w:t>
+              <w:t>+0.11</w:t>
             </w:r>
           </w:p>
         </w:tc>
@@ -2978,7 +2978,7 @@
                 <w:b w:val="0"/>
                 <w:sz w:val="14"/>
               </w:rPr>
-              <w:t>5.63 abajo</w:t>
+              <w:t>5.55 abajo</w:t>
             </w:r>
           </w:p>
         </w:tc>
@@ -2993,7 +2993,7 @@
                 <w:b w:val="0"/>
                 <w:sz w:val="14"/>
               </w:rPr>
-              <w:t>-13.47</w:t>
+              <w:t>-13.39</w:t>
             </w:r>
           </w:p>
         </w:tc>
@@ -3055,7 +3055,7 @@
                 <w:b w:val="0"/>
                 <w:sz w:val="14"/>
               </w:rPr>
-              <w:t>+0.00</w:t>
+              <w:t>+0.22</w:t>
             </w:r>
           </w:p>
         </w:tc>
@@ -3070,7 +3070,7 @@
                 <w:b w:val="0"/>
                 <w:sz w:val="14"/>
               </w:rPr>
-              <w:t>+0.02</w:t>
+              <w:t>+0.24</w:t>
             </w:r>
           </w:p>
         </w:tc>
@@ -3085,7 +3085,7 @@
                 <w:b w:val="0"/>
                 <w:sz w:val="14"/>
               </w:rPr>
-              <w:t>+0.01</w:t>
+              <w:t>+0.23</w:t>
             </w:r>
           </w:p>
         </w:tc>
@@ -3100,7 +3100,7 @@
                 <w:b w:val="0"/>
                 <w:sz w:val="14"/>
               </w:rPr>
-              <w:t>8.90 abajo</w:t>
+              <w:t>8.68 abajo</w:t>
             </w:r>
           </w:p>
         </w:tc>
@@ -3115,7 +3115,7 @@
                 <w:b w:val="0"/>
                 <w:sz w:val="14"/>
               </w:rPr>
-              <w:t>-12.42</w:t>
+              <w:t>-12.20</w:t>
             </w:r>
           </w:p>
         </w:tc>
@@ -3299,7 +3299,7 @@
                 <w:b w:val="0"/>
                 <w:sz w:val="14"/>
               </w:rPr>
-              <w:t>+0.00</w:t>
+              <w:t>+0.08</w:t>
             </w:r>
           </w:p>
         </w:tc>
@@ -3314,7 +3314,7 @@
                 <w:b w:val="0"/>
                 <w:sz w:val="14"/>
               </w:rPr>
-              <w:t>-0.03</w:t>
+              <w:t>+0.05</w:t>
             </w:r>
           </w:p>
         </w:tc>
@@ -3329,7 +3329,7 @@
                 <w:b w:val="0"/>
                 <w:sz w:val="14"/>
               </w:rPr>
-              <w:t>-0.03</w:t>
+              <w:t>+0.05</w:t>
             </w:r>
           </w:p>
         </w:tc>
@@ -3344,7 +3344,7 @@
                 <w:b w:val="0"/>
                 <w:sz w:val="14"/>
               </w:rPr>
-              <w:t>4.68 abajo</w:t>
+              <w:t>4.60 abajo</w:t>
             </w:r>
           </w:p>
         </w:tc>
@@ -3359,7 +3359,7 @@
                 <w:b w:val="0"/>
                 <w:sz w:val="14"/>
               </w:rPr>
-              <w:t>-6.38</w:t>
+              <w:t>-6.30</w:t>
             </w:r>
           </w:p>
         </w:tc>
@@ -3421,7 +3421,7 @@
                 <w:b w:val="0"/>
                 <w:sz w:val="14"/>
               </w:rPr>
-              <w:t>+0.00</w:t>
+              <w:t>+3.43</w:t>
             </w:r>
           </w:p>
         </w:tc>
@@ -3436,7 +3436,7 @@
                 <w:b w:val="0"/>
                 <w:sz w:val="14"/>
               </w:rPr>
-              <w:t>+0.01</w:t>
+              <w:t>+3.44</w:t>
             </w:r>
           </w:p>
         </w:tc>
@@ -3451,7 +3451,7 @@
                 <w:b w:val="0"/>
                 <w:sz w:val="14"/>
               </w:rPr>
-              <w:t>-0.01</w:t>
+              <w:t>+3.42</w:t>
             </w:r>
           </w:p>
         </w:tc>
@@ -3466,7 +3466,7 @@
                 <w:b w:val="0"/>
                 <w:sz w:val="14"/>
               </w:rPr>
-              <w:t>3.23 abajo</w:t>
+              <w:t>0.20 arriba</w:t>
             </w:r>
           </w:p>
         </w:tc>
@@ -3481,7 +3481,7 @@
                 <w:b w:val="0"/>
                 <w:sz w:val="14"/>
               </w:rPr>
-              <w:t>-6.77</w:t>
+              <w:t>-3.34</w:t>
             </w:r>
           </w:p>
         </w:tc>
@@ -3543,7 +3543,7 @@
                 <w:b w:val="0"/>
                 <w:sz w:val="14"/>
               </w:rPr>
-              <w:t>+0.00</w:t>
+              <w:t>-0.04</w:t>
             </w:r>
           </w:p>
         </w:tc>
@@ -3558,7 +3558,7 @@
                 <w:b w:val="0"/>
                 <w:sz w:val="14"/>
               </w:rPr>
-              <w:t>-0.08</w:t>
+              <w:t>-0.12</w:t>
             </w:r>
           </w:p>
         </w:tc>
@@ -3573,7 +3573,7 @@
                 <w:b w:val="0"/>
                 <w:sz w:val="14"/>
               </w:rPr>
-              <w:t>-0.10</w:t>
+              <w:t>-0.14</w:t>
             </w:r>
           </w:p>
         </w:tc>
@@ -3588,7 +3588,7 @@
                 <w:b w:val="0"/>
                 <w:sz w:val="14"/>
               </w:rPr>
-              <w:t>5.97 abajo</w:t>
+              <w:t>6.01 abajo</w:t>
             </w:r>
           </w:p>
         </w:tc>
@@ -3603,7 +3603,7 @@
                 <w:b w:val="0"/>
                 <w:sz w:val="14"/>
               </w:rPr>
-              <w:t>-6.88</w:t>
+              <w:t>-6.92</w:t>
             </w:r>
           </w:p>
         </w:tc>
@@ -3665,7 +3665,7 @@
                 <w:b w:val="0"/>
                 <w:sz w:val="14"/>
               </w:rPr>
-              <w:t>+0.00</w:t>
+              <w:t>+0.20</w:t>
             </w:r>
           </w:p>
         </w:tc>
@@ -3680,7 +3680,7 @@
                 <w:b w:val="0"/>
                 <w:sz w:val="14"/>
               </w:rPr>
-              <w:t>-0.04</w:t>
+              <w:t>+0.16</w:t>
             </w:r>
           </w:p>
         </w:tc>
@@ -3695,7 +3695,7 @@
                 <w:b w:val="0"/>
                 <w:sz w:val="14"/>
               </w:rPr>
-              <w:t>-0.05</w:t>
+              <w:t>+0.15</w:t>
             </w:r>
           </w:p>
         </w:tc>
@@ -3710,7 +3710,7 @@
                 <w:b w:val="0"/>
                 <w:sz w:val="14"/>
               </w:rPr>
-              <w:t>6.69 abajo</w:t>
+              <w:t>6.49 abajo</w:t>
             </w:r>
           </w:p>
         </w:tc>
@@ -3725,7 +3725,7 @@
                 <w:b w:val="0"/>
                 <w:sz w:val="14"/>
               </w:rPr>
-              <w:t>-7.54</w:t>
+              <w:t>-7.34</w:t>
             </w:r>
           </w:p>
         </w:tc>
@@ -3787,7 +3787,7 @@
                 <w:b w:val="0"/>
                 <w:sz w:val="14"/>
               </w:rPr>
-              <w:t>+0.00</w:t>
+              <w:t>+0.20</w:t>
             </w:r>
           </w:p>
         </w:tc>
@@ -3802,7 +3802,7 @@
                 <w:b w:val="0"/>
                 <w:sz w:val="14"/>
               </w:rPr>
-              <w:t>-0.04</w:t>
+              <w:t>+0.16</w:t>
             </w:r>
           </w:p>
         </w:tc>
@@ -3817,7 +3817,7 @@
                 <w:b w:val="0"/>
                 <w:sz w:val="14"/>
               </w:rPr>
-              <w:t>-0.05</w:t>
+              <w:t>+0.15</w:t>
             </w:r>
           </w:p>
         </w:tc>
@@ -3847,7 +3847,7 @@
                 <w:b w:val="0"/>
                 <w:sz w:val="14"/>
               </w:rPr>
-              <w:t>-7.02</w:t>
+              <w:t>-6.82</w:t>
             </w:r>
           </w:p>
         </w:tc>
@@ -3909,7 +3909,7 @@
                 <w:b w:val="0"/>
                 <w:sz w:val="14"/>
               </w:rPr>
-              <w:t>+0.00</w:t>
+              <w:t>+0.05</w:t>
             </w:r>
           </w:p>
         </w:tc>
@@ -3924,7 +3924,7 @@
                 <w:b w:val="0"/>
                 <w:sz w:val="14"/>
               </w:rPr>
-              <w:t>-0.07</w:t>
+              <w:t>-0.02</w:t>
             </w:r>
           </w:p>
         </w:tc>
@@ -3939,7 +3939,7 @@
                 <w:b w:val="0"/>
                 <w:sz w:val="14"/>
               </w:rPr>
-              <w:t>-0.09</w:t>
+              <w:t>-0.04</w:t>
             </w:r>
           </w:p>
         </w:tc>
@@ -3954,7 +3954,7 @@
                 <w:b w:val="0"/>
                 <w:sz w:val="14"/>
               </w:rPr>
-              <w:t>4.68 abajo</w:t>
+              <w:t>4.63 abajo</w:t>
             </w:r>
           </w:p>
         </w:tc>
@@ -3969,7 +3969,7 @@
                 <w:b w:val="0"/>
                 <w:sz w:val="14"/>
               </w:rPr>
-              <w:t>-6.61</w:t>
+              <w:t>-6.56</w:t>
             </w:r>
           </w:p>
         </w:tc>
@@ -4031,7 +4031,7 @@
                 <w:b w:val="0"/>
                 <w:sz w:val="14"/>
               </w:rPr>
-              <w:t>+0.00</w:t>
+              <w:t>+0.45</w:t>
             </w:r>
           </w:p>
         </w:tc>
@@ -4046,7 +4046,7 @@
                 <w:b w:val="0"/>
                 <w:sz w:val="14"/>
               </w:rPr>
-              <w:t>+0.01</w:t>
+              <w:t>+0.46</w:t>
             </w:r>
           </w:p>
         </w:tc>
@@ -4061,7 +4061,7 @@
                 <w:b w:val="0"/>
                 <w:sz w:val="14"/>
               </w:rPr>
-              <w:t>+0.02</w:t>
+              <w:t>+0.47</w:t>
             </w:r>
           </w:p>
         </w:tc>
@@ -4076,7 +4076,7 @@
                 <w:b w:val="0"/>
                 <w:sz w:val="14"/>
               </w:rPr>
-              <w:t>8.85 abajo</w:t>
+              <w:t>8.40 abajo</w:t>
             </w:r>
           </w:p>
         </w:tc>
@@ -4091,7 +4091,7 @@
                 <w:b w:val="0"/>
                 <w:sz w:val="14"/>
               </w:rPr>
-              <w:t>-12.58</w:t>
+              <w:t>-12.13</w:t>
             </w:r>
           </w:p>
         </w:tc>
@@ -4153,7 +4153,7 @@
                 <w:b w:val="0"/>
                 <w:sz w:val="14"/>
               </w:rPr>
-              <w:t>+0.00</w:t>
+              <w:t>-0.01</w:t>
             </w:r>
           </w:p>
         </w:tc>
@@ -4168,7 +4168,7 @@
                 <w:b w:val="0"/>
                 <w:sz w:val="14"/>
               </w:rPr>
-              <w:t>+1.06</w:t>
+              <w:t>+1.05</w:t>
             </w:r>
           </w:p>
         </w:tc>
@@ -4183,7 +4183,7 @@
                 <w:b w:val="0"/>
                 <w:sz w:val="14"/>
               </w:rPr>
-              <w:t>-0.02</w:t>
+              <w:t>-0.03</w:t>
             </w:r>
           </w:p>
         </w:tc>
@@ -4198,7 +4198,7 @@
                 <w:b w:val="0"/>
                 <w:sz w:val="14"/>
               </w:rPr>
-              <w:t>8.79 abajo</w:t>
+              <w:t>8.80 abajo</w:t>
             </w:r>
           </w:p>
         </w:tc>
@@ -4213,7 +4213,7 @@
                 <w:b w:val="0"/>
                 <w:sz w:val="14"/>
               </w:rPr>
-              <w:t>-11.72</w:t>
+              <w:t>-11.73</w:t>
             </w:r>
           </w:p>
         </w:tc>
@@ -4397,7 +4397,7 @@
                 <w:b w:val="0"/>
                 <w:sz w:val="14"/>
               </w:rPr>
-              <w:t>+0.00</w:t>
+              <w:t>+0.06</w:t>
             </w:r>
           </w:p>
         </w:tc>
@@ -4412,7 +4412,7 @@
                 <w:b w:val="0"/>
                 <w:sz w:val="14"/>
               </w:rPr>
-              <w:t>+0.03</w:t>
+              <w:t>+0.09</w:t>
             </w:r>
           </w:p>
         </w:tc>
@@ -4427,7 +4427,7 @@
                 <w:b w:val="0"/>
                 <w:sz w:val="14"/>
               </w:rPr>
-              <w:t>-0.14</w:t>
+              <w:t>-0.08</w:t>
             </w:r>
           </w:p>
         </w:tc>
@@ -4442,7 +4442,7 @@
                 <w:b w:val="0"/>
                 <w:sz w:val="14"/>
               </w:rPr>
-              <w:t>7.18 abajo</w:t>
+              <w:t>7.12 abajo</w:t>
             </w:r>
           </w:p>
         </w:tc>
@@ -4457,7 +4457,7 @@
                 <w:b w:val="0"/>
                 <w:sz w:val="14"/>
               </w:rPr>
-              <w:t>-9.54</w:t>
+              <w:t>-9.48</w:t>
             </w:r>
           </w:p>
         </w:tc>
@@ -4511,7 +4511,7 @@
       <w:r>
         <w:drawing>
           <wp:inline xmlns:a="http://schemas.openxmlformats.org/drawingml/2006/main" xmlns:pic="http://schemas.openxmlformats.org/drawingml/2006/picture">
-            <wp:extent cx="8412480" cy="9576416"/>
+            <wp:extent cx="8412480" cy="9581362"/>
             <wp:docPr id="1" name="Picture 1"/>
             <wp:cNvGraphicFramePr>
               <a:graphicFrameLocks noChangeAspect="1"/>
@@ -4532,7 +4532,7 @@
                   <pic:spPr>
                     <a:xfrm>
                       <a:off x="0" y="0"/>
-                      <a:ext cx="8412480" cy="9576416"/>
+                      <a:ext cx="8412480" cy="9581362"/>
                     </a:xfrm>
                     <a:prstGeom prst="rect"/>
                   </pic:spPr>
